--- a/cf/jm/u/files/u035.docx
+++ b/cf/jm/u/files/u035.docx
@@ -20,7 +20,7 @@
     </w:p>
     <w:p>
       <w:r>
-        <w:t>請針對每個題目，把答案填在「回答：」後面（越具體越好）；填好後請放回您的部門資料夾即可，不需回信。</w:t>
+        <w:t>這份問卷是想更了解您的實際作業，好把您的 AI 助理做得更貼近需求。第一部分請把答案填在「回答：」後面（越具體越好）；第二部分只是先讓您了解，之後用的時候再一起調整，不用現在填。填好後放回您的部門資料夾即可，不需回信。</w:t>
       </w:r>
     </w:p>
     <w:p>
@@ -32,8 +32,16 @@
       </w:r>
     </w:p>
     <w:p>
+      <w:pPr>
+        <w:pStyle w:val="Heading2"/>
+      </w:pPr>
       <w:r>
-        <w:t>1. 本題AI界線需再確認：AI只做讀圖後的加工資訊整理與參數比對，NC程式一律由工程師於CAM編寫，對嗎？</w:t>
+        <w:t>一、請您提供或確認的事情</w:t>
+      </w:r>
+    </w:p>
+    <w:p>
+      <w:r>
+        <w:t>1. 先講最重要的界線：這題本體是『編加工程式（NC 程式）』，AI 不會、也不准寫或改任何程式碼；它只幫你做『讀圖後的文書整理和資料比對』這種小事</w:t>
       </w:r>
     </w:p>
     <w:p>
@@ -43,7 +51,7 @@
     </w:p>
     <w:p>
       <w:r>
-        <w:t>2. 客戶圖面/藍圖從PLM取得，目前能否人工匯出？是原生檔還是掃描件？</w:t>
+        <w:t>2. 那 AI 到底幫你做什麼？（把客戶圖面／藍圖上的尺寸、公差、材質、表面處理等資訊整理成一張表，再幫你對照既有的加工參數、類似件紀錄，列出可參考的案例）</w:t>
       </w:r>
     </w:p>
     <w:p>
@@ -53,7 +61,7 @@
     </w:p>
     <w:p>
       <w:r>
-        <w:t>3. 加工參數對照表、類似件加工紀錄目前是否已數位化、能否匯出成表格？</w:t>
+        <w:t>3. 資料從哪裡來？（客戶圖面／藍圖，目前放在 PLM 或公司電腦）</w:t>
       </w:r>
     </w:p>
     <w:p>
@@ -63,7 +71,7 @@
     </w:p>
     <w:p>
       <w:r>
-        <w:t>4. 工程師最希望AI幫忙的是抄錄尺寸/公差、找類似件，還是彙整加工資訊？</w:t>
+        <w:t>4. 你希望它最後生出什麼？（一張『加工資訊整理表』和一份『程式編寫前檢核清單』，給工程師拿去 CAM 編程參考）</w:t>
       </w:r>
     </w:p>
     <w:p>
@@ -73,7 +81,7 @@
     </w:p>
     <w:p>
       <w:r>
-        <w:t>5. 圖面標註慣例與專有名詞是否有現成對照可供知識庫使用？</w:t>
+        <w:t>5. 它要拿什麼當比對底稿？（加工參數／刀具對照表、材質-切削條件對照、類似工件加工紀錄、圖面術語對照）</w:t>
       </w:r>
     </w:p>
     <w:p>
@@ -83,12 +91,45 @@
     </w:p>
     <w:p>
       <w:r>
-        <w:t>6. 『程式編寫前檢核清單』要包含哪些必檢項（機台/刀具/材質/規範版次）？</w:t>
+        <w:t>6. 程式最後誰負責？（NC 程式一律由工程師在 CAM 軟體自己寫並負全責，AI 只是幫忙整理前置資料）</w:t>
       </w:r>
     </w:p>
     <w:p>
       <w:r>
         <w:t>回答：</w:t>
+      </w:r>
+    </w:p>
+    <w:p>
+      <w:pPr>
+        <w:pStyle w:val="Heading2"/>
+      </w:pPr>
+      <w:r>
+        <w:t>二、要用了之後、跟 AI 一起調整的事情（先了解即可，不用現在填）</w:t>
+      </w:r>
+    </w:p>
+    <w:p>
+      <w:r>
+        <w:t>• 拿 2~3 份真的客戶圖面給它跑，重點確認它抄的尺寸／公差／材質跟圖一致，而且『全程沒吐出任何程式碼』</w:t>
+      </w:r>
+    </w:p>
+    <w:p>
+      <w:r>
+        <w:t>• 故意給一張標註模糊的圖，看它會不會標『待工程師確認』，還是自己亂判加工方式；亂判就要在提示詞裡再加強界線</w:t>
+      </w:r>
+    </w:p>
+    <w:p>
+      <w:r>
+        <w:t>• 檢查它列的『可參考案例』是不是真的來自知識庫紀錄，不是自己編的程式編號</w:t>
+      </w:r>
+    </w:p>
+    <w:p>
+      <w:r>
+        <w:t>• 如果 PLM 的圖檔不好拿，先請 IT 幫你定期匯出一批過渡，別卡在取檔</w:t>
+      </w:r>
+    </w:p>
+    <w:p>
+      <w:r>
+        <w:t>• 用一陣子後，把工程師實際會看的檢核重點補進知識庫，讓它整理的清單越來越貼近你們的判斷邏輯</w:t>
       </w:r>
     </w:p>
     <w:p/>
